--- a/PlantillaPEP.docx
+++ b/PlantillaPEP.docx
@@ -92,7 +92,25 @@
           <w:sz w:val="28"/>
           <w:szCs w:val="28"/>
         </w:rPr>
-        <w:t xml:space="preserve">                              </w:t>
+        <w:t xml:space="preserve">                           </w:t>
+      </w:r>
+      <w:r>
+        <w:rPr>
+          <w:b/>
+          <w:bCs/>
+          <w:sz w:val="28"/>
+          <w:szCs w:val="28"/>
+        </w:rPr>
+        <w:tab/>
+      </w:r>
+      <w:r>
+        <w:rPr>
+          <w:b/>
+          <w:bCs/>
+          <w:sz w:val="28"/>
+          <w:szCs w:val="28"/>
+        </w:rPr>
+        <w:t xml:space="preserve">   </w:t>
       </w:r>
       <w:r>
         <w:rPr>
@@ -154,7 +172,25 @@
           <w:sz w:val="28"/>
           <w:szCs w:val="28"/>
         </w:rPr>
-        <w:t xml:space="preserve">                                 </w:t>
+        <w:t xml:space="preserve">                                </w:t>
+      </w:r>
+      <w:r>
+        <w:rPr>
+          <w:b/>
+          <w:bCs/>
+          <w:sz w:val="28"/>
+          <w:szCs w:val="28"/>
+        </w:rPr>
+        <w:t xml:space="preserve">   </w:t>
+      </w:r>
+      <w:r>
+        <w:rPr>
+          <w:b/>
+          <w:bCs/>
+          <w:sz w:val="28"/>
+          <w:szCs w:val="28"/>
+        </w:rPr>
+        <w:t xml:space="preserve"> </w:t>
       </w:r>
       <w:r>
         <w:rPr>
@@ -1087,13 +1123,31 @@
                 <w:szCs w:val="20"/>
               </w:rPr>
             </w:pPr>
+            <w:proofErr w:type="spellStart"/>
             <w:r>
               <w:rPr>
                 <w:sz w:val="20"/>
                 <w:szCs w:val="20"/>
               </w:rPr>
-              <w:t>MSc. Gabriela Cadavid Alzate</w:t>
-            </w:r>
+              <w:t>MSc</w:t>
+            </w:r>
+            <w:proofErr w:type="spellEnd"/>
+            <w:r>
+              <w:rPr>
+                <w:sz w:val="20"/>
+                <w:szCs w:val="20"/>
+              </w:rPr>
+              <w:t xml:space="preserve">. Gabriela Cadavid </w:t>
+            </w:r>
+            <w:proofErr w:type="spellStart"/>
+            <w:r>
+              <w:rPr>
+                <w:sz w:val="20"/>
+                <w:szCs w:val="20"/>
+              </w:rPr>
+              <w:t>Alzate</w:t>
+            </w:r>
+            <w:proofErr w:type="spellEnd"/>
           </w:p>
           <w:p>
             <w:pPr>
@@ -1108,12 +1162,21 @@
                 <w:szCs w:val="20"/>
               </w:rPr>
             </w:pPr>
+            <w:proofErr w:type="spellStart"/>
             <w:r>
               <w:rPr>
                 <w:sz w:val="20"/>
                 <w:szCs w:val="20"/>
               </w:rPr>
-              <w:t>MSc. Karen Andrea David Graciano</w:t>
+              <w:t>MSc</w:t>
+            </w:r>
+            <w:proofErr w:type="spellEnd"/>
+            <w:r>
+              <w:rPr>
+                <w:sz w:val="20"/>
+                <w:szCs w:val="20"/>
+              </w:rPr>
+              <w:t>. Karen Andrea David Graciano</w:t>
             </w:r>
           </w:p>
           <w:p>
@@ -1134,8 +1197,33 @@
                 <w:sz w:val="20"/>
                 <w:szCs w:val="20"/>
               </w:rPr>
-              <w:t>Esp. Julieth Andrea Gomez Hernandez</w:t>
-            </w:r>
+              <w:t xml:space="preserve">Esp. Julieth Andrea </w:t>
+            </w:r>
+            <w:proofErr w:type="spellStart"/>
+            <w:r>
+              <w:rPr>
+                <w:sz w:val="20"/>
+                <w:szCs w:val="20"/>
+              </w:rPr>
+              <w:t>Gomez</w:t>
+            </w:r>
+            <w:proofErr w:type="spellEnd"/>
+            <w:r>
+              <w:rPr>
+                <w:sz w:val="20"/>
+                <w:szCs w:val="20"/>
+              </w:rPr>
+              <w:t xml:space="preserve"> </w:t>
+            </w:r>
+            <w:proofErr w:type="spellStart"/>
+            <w:r>
+              <w:rPr>
+                <w:sz w:val="20"/>
+                <w:szCs w:val="20"/>
+              </w:rPr>
+              <w:t>Hernandez</w:t>
+            </w:r>
+            <w:proofErr w:type="spellEnd"/>
           </w:p>
           <w:p>
             <w:pPr>
@@ -1171,12 +1259,21 @@
                 <w:szCs w:val="20"/>
               </w:rPr>
             </w:pPr>
+            <w:proofErr w:type="spellStart"/>
             <w:r>
               <w:rPr>
                 <w:sz w:val="20"/>
                 <w:szCs w:val="20"/>
               </w:rPr>
-              <w:t>MSc. Luisa Fernanda Restrepo Rodríguez</w:t>
+              <w:t>MSc</w:t>
+            </w:r>
+            <w:proofErr w:type="spellEnd"/>
+            <w:r>
+              <w:rPr>
+                <w:sz w:val="20"/>
+                <w:szCs w:val="20"/>
+              </w:rPr>
+              <w:t>. Luisa Fernanda Restrepo Rodríguez</w:t>
             </w:r>
           </w:p>
         </w:tc>
@@ -1292,12 +1389,21 @@
                 <w:szCs w:val="20"/>
               </w:rPr>
             </w:pPr>
+            <w:proofErr w:type="spellStart"/>
             <w:r>
               <w:rPr>
                 <w:sz w:val="20"/>
                 <w:szCs w:val="20"/>
               </w:rPr>
-              <w:t>MSc. Jorge Alejandro Matta Herrera</w:t>
+              <w:t>MSc</w:t>
+            </w:r>
+            <w:proofErr w:type="spellEnd"/>
+            <w:r>
+              <w:rPr>
+                <w:sz w:val="20"/>
+                <w:szCs w:val="20"/>
+              </w:rPr>
+              <w:t>. Jorge Alejandro Matta Herrera</w:t>
             </w:r>
           </w:p>
         </w:tc>
@@ -6909,7 +7015,15 @@
     </w:p>
     <w:p>
       <w:r>
-        <w:t>{{historia_programa}}</w:t>
+        <w:t>{{</w:t>
+      </w:r>
+      <w:proofErr w:type="spellStart"/>
+      <w:r>
+        <w:t>historia_programa</w:t>
+      </w:r>
+      <w:proofErr w:type="spellEnd"/>
+      <w:r>
+        <w:t>}}</w:t>
       </w:r>
     </w:p>
     <w:p>
@@ -7006,12 +7120,28 @@
         <w:ind w:firstLine="0"/>
       </w:pPr>
       <w:r>
-        <w:t>{{oc}}</w:t>
-      </w:r>
-    </w:p>
-    <w:p>
-      <w:r>
-        <w:t>{{def_oc}}</w:t>
+        <w:t>{{</w:t>
+      </w:r>
+      <w:proofErr w:type="spellStart"/>
+      <w:r>
+        <w:t>oc</w:t>
+      </w:r>
+      <w:proofErr w:type="spellEnd"/>
+      <w:r>
+        <w:t>}}</w:t>
+      </w:r>
+    </w:p>
+    <w:p>
+      <w:r>
+        <w:t>{{</w:t>
+      </w:r>
+      <w:proofErr w:type="spellStart"/>
+      <w:r>
+        <w:t>def_oc</w:t>
+      </w:r>
+      <w:proofErr w:type="spellEnd"/>
+      <w:r>
+        <w:t>}}</w:t>
       </w:r>
     </w:p>
     <w:p>
@@ -7039,7 +7169,15 @@
     </w:p>
     <w:p>
       <w:r>
-        <w:t>{{fundamentacion_epistemologica}}</w:t>
+        <w:t>{{</w:t>
+      </w:r>
+      <w:proofErr w:type="spellStart"/>
+      <w:r>
+        <w:t>fundamentacion_epistemologica</w:t>
+      </w:r>
+      <w:proofErr w:type="spellEnd"/>
+      <w:r>
+        <w:t>}}</w:t>
       </w:r>
     </w:p>
     <w:p>
@@ -7148,11 +7286,16 @@
         <w:spacing w:before="0" w:after="0"/>
       </w:pPr>
       <w:r>
-        <w:t>{{certificaciones</w:t>
+        <w:t>{{</w:t>
+      </w:r>
+      <w:proofErr w:type="spellStart"/>
+      <w:r>
+        <w:t>certificaciones</w:t>
       </w:r>
       <w:r>
         <w:t>_macro</w:t>
       </w:r>
+      <w:proofErr w:type="spellEnd"/>
       <w:r>
         <w:t>}}</w:t>
       </w:r>
@@ -7242,7 +7385,15 @@
         <w:spacing w:before="0" w:after="0"/>
       </w:pPr>
       <w:r>
-        <w:t>{{certificaciones_micro}}</w:t>
+        <w:t>{{</w:t>
+      </w:r>
+      <w:proofErr w:type="spellStart"/>
+      <w:r>
+        <w:t>certificaciones_micro</w:t>
+      </w:r>
+      <w:proofErr w:type="spellEnd"/>
+      <w:r>
+        <w:t>}}</w:t>
       </w:r>
     </w:p>
     <w:p>
@@ -7401,7 +7552,15 @@
     </w:p>
     <w:p>
       <w:r>
-        <w:t>{{fundamentación_especifica_programa}}</w:t>
+        <w:t>{{</w:t>
+      </w:r>
+      <w:proofErr w:type="spellStart"/>
+      <w:r>
+        <w:t>fundamentación_especifica_programa</w:t>
+      </w:r>
+      <w:proofErr w:type="spellEnd"/>
+      <w:r>
+        <w:t>}}</w:t>
       </w:r>
     </w:p>
     <w:p>
@@ -7509,7 +7668,15 @@
         <w:ind w:firstLine="0"/>
       </w:pPr>
       <w:r>
-        <w:t>{{area_human}}</w:t>
+        <w:t>{{</w:t>
+      </w:r>
+      <w:proofErr w:type="spellStart"/>
+      <w:r>
+        <w:t>area_human</w:t>
+      </w:r>
+      <w:proofErr w:type="spellEnd"/>
+      <w:r>
+        <w:t>}}</w:t>
       </w:r>
     </w:p>
     <w:p>
@@ -7518,7 +7685,15 @@
         <w:ind w:firstLine="0"/>
       </w:pPr>
       <w:r>
-        <w:t>{{area_basica}}</w:t>
+        <w:t>{{</w:t>
+      </w:r>
+      <w:proofErr w:type="spellStart"/>
+      <w:r>
+        <w:t>area_basica</w:t>
+      </w:r>
+      <w:proofErr w:type="spellEnd"/>
+      <w:r>
+        <w:t>}}</w:t>
       </w:r>
     </w:p>
     <w:p>
@@ -7527,7 +7702,15 @@
         <w:ind w:firstLine="0"/>
       </w:pPr>
       <w:r>
-        <w:t>{{area_bp}}</w:t>
+        <w:t>{{</w:t>
+      </w:r>
+      <w:proofErr w:type="spellStart"/>
+      <w:r>
+        <w:t>area_bp</w:t>
+      </w:r>
+      <w:proofErr w:type="spellEnd"/>
+      <w:r>
+        <w:t>}}</w:t>
       </w:r>
     </w:p>
     <w:p>
@@ -7536,7 +7719,15 @@
         <w:ind w:firstLine="0"/>
       </w:pPr>
       <w:r>
-        <w:t>{{area_esp}}</w:t>
+        <w:t>{{</w:t>
+      </w:r>
+      <w:proofErr w:type="spellStart"/>
+      <w:r>
+        <w:t>area_esp</w:t>
+      </w:r>
+      <w:proofErr w:type="spellEnd"/>
+      <w:r>
+        <w:t>}}</w:t>
       </w:r>
     </w:p>
     <w:p>
@@ -7545,7 +7736,15 @@
         <w:ind w:firstLine="0"/>
       </w:pPr>
       <w:r>
-        <w:t>{{area_elec}}</w:t>
+        <w:t>{{</w:t>
+      </w:r>
+      <w:proofErr w:type="spellStart"/>
+      <w:r>
+        <w:t>area_elec</w:t>
+      </w:r>
+      <w:proofErr w:type="spellEnd"/>
+      <w:r>
+        <w:t>}}</w:t>
       </w:r>
     </w:p>
     <w:p>
@@ -7554,7 +7753,15 @@
         <w:ind w:firstLine="0"/>
       </w:pPr>
       <w:r>
-        <w:t>{{area_prof}}</w:t>
+        <w:t>{{</w:t>
+      </w:r>
+      <w:proofErr w:type="spellStart"/>
+      <w:r>
+        <w:t>area_prof</w:t>
+      </w:r>
+      <w:proofErr w:type="spellEnd"/>
+      <w:r>
+        <w:t>}}</w:t>
       </w:r>
     </w:p>
     <w:p>
@@ -7571,12 +7778,14 @@
       <w:r>
         <w:t xml:space="preserve">Plan de estudios del Programa. Versión </w:t>
       </w:r>
+      <w:proofErr w:type="spellStart"/>
       <w:r>
         <w:rPr>
           <w:highlight w:val="yellow"/>
         </w:rPr>
         <w:t>xx</w:t>
       </w:r>
+      <w:proofErr w:type="spellEnd"/>
       <w:r>
         <w:t>.</w:t>
       </w:r>
@@ -7616,7 +7825,15 @@
     </w:p>
     <w:p>
       <w:r>
-        <w:t>{{itinerario_formativo}}</w:t>
+        <w:t>{{</w:t>
+      </w:r>
+      <w:proofErr w:type="spellStart"/>
+      <w:r>
+        <w:t>itinerario_formativo</w:t>
+      </w:r>
+      <w:proofErr w:type="spellEnd"/>
+      <w:r>
+        <w:t>}}</w:t>
       </w:r>
     </w:p>
     <w:p>
@@ -7656,7 +7873,15 @@
     </w:p>
     <w:p>
       <w:r>
-        <w:t>{{justificacion_programa}}</w:t>
+        <w:t>{{</w:t>
+      </w:r>
+      <w:proofErr w:type="spellStart"/>
+      <w:r>
+        <w:t>justificacion_programa</w:t>
+      </w:r>
+      <w:proofErr w:type="spellEnd"/>
+      <w:r>
+        <w:t>}}</w:t>
       </w:r>
     </w:p>
     <w:p>
@@ -7773,7 +7998,15 @@
         <w:spacing w:before="0" w:after="0"/>
       </w:pPr>
       <w:r>
-        <w:t>{{pertinencia_social}}</w:t>
+        <w:t>{{</w:t>
+      </w:r>
+      <w:proofErr w:type="spellStart"/>
+      <w:r>
+        <w:t>pertinencia_social</w:t>
+      </w:r>
+      <w:proofErr w:type="spellEnd"/>
+      <w:r>
+        <w:t>}}</w:t>
       </w:r>
       <w:bookmarkStart w:id="16" w:name="_ag83uakn7uk" w:colFirst="0" w:colLast="0"/>
       <w:bookmarkStart w:id="17" w:name="_t1c5i3t6y6e6" w:colFirst="0" w:colLast="0"/>
@@ -7906,7 +8139,15 @@
         <w:spacing w:before="0" w:after="0"/>
       </w:pPr>
       <w:r>
-        <w:t>{{pertinencia_academica}}</w:t>
+        <w:t>{{</w:t>
+      </w:r>
+      <w:proofErr w:type="spellStart"/>
+      <w:r>
+        <w:t>pertinencia_academica</w:t>
+      </w:r>
+      <w:proofErr w:type="spellEnd"/>
+      <w:r>
+        <w:t>}}</w:t>
       </w:r>
     </w:p>
     <w:p>
@@ -7992,7 +8233,15 @@
         <w:spacing w:before="0" w:after="0"/>
       </w:pPr>
       <w:r>
-        <w:t>{{plan_estudios}}</w:t>
+        <w:t>{{</w:t>
+      </w:r>
+      <w:proofErr w:type="spellStart"/>
+      <w:r>
+        <w:t>plan_estudios</w:t>
+      </w:r>
+      <w:proofErr w:type="spellEnd"/>
+      <w:r>
+        <w:t>}}</w:t>
       </w:r>
     </w:p>
     <w:p>
@@ -8085,7 +8334,15 @@
     </w:p>
     <w:p>
       <w:r>
-        <w:t>{{perfil_profesional_experiencia}}</w:t>
+        <w:t>{{</w:t>
+      </w:r>
+      <w:proofErr w:type="spellStart"/>
+      <w:r>
+        <w:t>perfil_profesional_experiencia</w:t>
+      </w:r>
+      <w:proofErr w:type="spellEnd"/>
+      <w:r>
+        <w:t>}}</w:t>
       </w:r>
     </w:p>
     <w:p>
@@ -8106,7 +8363,15 @@
     </w:p>
     <w:p>
       <w:r>
-        <w:t>{{perfil_profesional_egresado}}</w:t>
+        <w:t>{{</w:t>
+      </w:r>
+      <w:proofErr w:type="spellStart"/>
+      <w:r>
+        <w:t>perfil_profesional_egresado</w:t>
+      </w:r>
+      <w:proofErr w:type="spellEnd"/>
+      <w:r>
+        <w:t>}}</w:t>
       </w:r>
     </w:p>
     <w:p>
@@ -8127,7 +8392,15 @@
     </w:p>
     <w:p>
       <w:r>
-        <w:t>{{perfil_ocupacional}}</w:t>
+        <w:t>{{</w:t>
+      </w:r>
+      <w:proofErr w:type="spellStart"/>
+      <w:r>
+        <w:t>perfil_ocupacional</w:t>
+      </w:r>
+      <w:proofErr w:type="spellEnd"/>
+      <w:r>
+        <w:t>}}</w:t>
       </w:r>
     </w:p>
     <w:p>
@@ -8275,11 +8548,16 @@
     </w:p>
     <w:p>
       <w:r>
-        <w:t>{{entornos_</w:t>
+        <w:t>{{</w:t>
+      </w:r>
+      <w:proofErr w:type="spellStart"/>
+      <w:r>
+        <w:t>entornos_</w:t>
       </w:r>
       <w:r>
         <w:t>academicos</w:t>
       </w:r>
+      <w:proofErr w:type="spellEnd"/>
       <w:r>
         <w:t>}}</w:t>
       </w:r>
@@ -8315,7 +8593,15 @@
     </w:p>
     <w:p>
       <w:r>
-        <w:t>{{perfil_equipo_docente}}</w:t>
+        <w:t>{{</w:t>
+      </w:r>
+      <w:proofErr w:type="spellStart"/>
+      <w:r>
+        <w:t>perfil_equipo_docente</w:t>
+      </w:r>
+      <w:proofErr w:type="spellEnd"/>
+      <w:r>
+        <w:t>}}</w:t>
       </w:r>
       <w:bookmarkStart w:id="30" w:name="_lcdse3xobebx" w:colFirst="0" w:colLast="0"/>
       <w:bookmarkEnd w:id="30"/>
@@ -8377,7 +8663,15 @@
     </w:p>
     <w:p>
       <w:r>
-        <w:t>{{descripcion_investigacion}}</w:t>
+        <w:t>{{</w:t>
+      </w:r>
+      <w:proofErr w:type="spellStart"/>
+      <w:r>
+        <w:t>descripcion_investigacion</w:t>
+      </w:r>
+      <w:proofErr w:type="spellEnd"/>
+      <w:r>
+        <w:t>}}</w:t>
       </w:r>
       <w:bookmarkStart w:id="32" w:name="_h6jm46qekbjy" w:colFirst="0" w:colLast="0"/>
       <w:bookmarkEnd w:id="32"/>
@@ -8444,7 +8738,15 @@
     </w:p>
     <w:p>
       <w:r>
-        <w:t>{{estrategias_internacionalizacion}}</w:t>
+        <w:t>{{</w:t>
+      </w:r>
+      <w:proofErr w:type="spellStart"/>
+      <w:r>
+        <w:t>estrategias_internacionalizacion</w:t>
+      </w:r>
+      <w:proofErr w:type="spellEnd"/>
+      <w:r>
+        <w:t>}}</w:t>
       </w:r>
       <w:bookmarkStart w:id="35" w:name="_ansmmnp7kteh" w:colFirst="0" w:colLast="0"/>
       <w:bookmarkEnd w:id="35"/>
@@ -8512,7 +8814,15 @@
     </w:p>
     <w:p>
       <w:r>
-        <w:t>{{estrategias_bienestar}}</w:t>
+        <w:t>{{</w:t>
+      </w:r>
+      <w:proofErr w:type="spellStart"/>
+      <w:r>
+        <w:t>estrategias_bienestar</w:t>
+      </w:r>
+      <w:proofErr w:type="spellEnd"/>
+      <w:r>
+        <w:t>}}</w:t>
       </w:r>
       <w:bookmarkStart w:id="37" w:name="_6g5g5vx9kkjl" w:colFirst="0" w:colLast="0"/>
       <w:bookmarkEnd w:id="37"/>
@@ -8589,7 +8899,15 @@
     </w:p>
     <w:p>
       <w:r>
-        <w:t>{{estructura_administrativa}}</w:t>
+        <w:t>{{</w:t>
+      </w:r>
+      <w:proofErr w:type="spellStart"/>
+      <w:r>
+        <w:t>estructura_administrativa</w:t>
+      </w:r>
+      <w:proofErr w:type="spellEnd"/>
+      <w:r>
+        <w:t>}}</w:t>
       </w:r>
     </w:p>
     <w:p>
@@ -8662,7 +8980,15 @@
     </w:p>
     <w:p>
       <w:r>
-        <w:t>{{descripcion_comite_curricular}}</w:t>
+        <w:t>{{</w:t>
+      </w:r>
+      <w:proofErr w:type="spellStart"/>
+      <w:r>
+        <w:t>descripcion_comite_curricular</w:t>
+      </w:r>
+      <w:proofErr w:type="spellEnd"/>
+      <w:r>
+        <w:t>}}</w:t>
       </w:r>
     </w:p>
     <w:p>
@@ -8683,7 +9009,15 @@
     <w:p>
       <w:r>
         <w:lastRenderedPageBreak/>
-        <w:t>{{descripcion_concejo_facultad}}</w:t>
+        <w:t>{{</w:t>
+      </w:r>
+      <w:proofErr w:type="spellStart"/>
+      <w:r>
+        <w:t>descripcion_concejo_facultad</w:t>
+      </w:r>
+      <w:proofErr w:type="spellEnd"/>
+      <w:r>
+        <w:t>}}</w:t>
       </w:r>
     </w:p>
     <w:p>
@@ -8734,7 +9068,15 @@
     </w:p>
     <w:p>
       <w:r>
-        <w:t>{{asegu_calidad}}</w:t>
+        <w:t>{{</w:t>
+      </w:r>
+      <w:proofErr w:type="spellStart"/>
+      <w:r>
+        <w:t>asegu_calidad</w:t>
+      </w:r>
+      <w:proofErr w:type="spellEnd"/>
+      <w:r>
+        <w:t>}}</w:t>
       </w:r>
     </w:p>
     <w:p>

--- a/PlantillaPEP.docx
+++ b/PlantillaPEP.docx
@@ -5,6 +5,7 @@
     <w:p>
       <w:pPr>
         <w:spacing w:before="480" w:after="120"/>
+        <w:ind w:left="720" w:firstLine="0"/>
         <w:jc w:val="center"/>
         <w:rPr>
           <w:b/>
@@ -8903,7 +8904,7 @@
       </w:r>
       <w:proofErr w:type="spellStart"/>
       <w:r>
-        <w:t>estructura_administrativa</w:t>
+        <w:t>estruc_admin</w:t>
       </w:r>
       <w:proofErr w:type="spellEnd"/>
       <w:r>

--- a/PlantillaPEP.docx
+++ b/PlantillaPEP.docx
@@ -7116,29 +7116,12 @@
       <w:bookmarkEnd w:id="8"/>
     </w:p>
     <w:p>
-      <w:pPr>
-        <w:pStyle w:val="Prrafodelista"/>
-        <w:ind w:firstLine="0"/>
-      </w:pPr>
       <w:r>
         <w:t>{{</w:t>
       </w:r>
       <w:proofErr w:type="spellStart"/>
       <w:r>
         <w:t>oc</w:t>
-      </w:r>
-      <w:proofErr w:type="spellEnd"/>
-      <w:r>
-        <w:t>}}</w:t>
-      </w:r>
-    </w:p>
-    <w:p>
-      <w:r>
-        <w:t>{{</w:t>
-      </w:r>
-      <w:proofErr w:type="spellStart"/>
-      <w:r>
-        <w:t>def_oc</w:t>
       </w:r>
       <w:proofErr w:type="spellEnd"/>
       <w:r>
@@ -7152,13 +7135,6 @@
           <w:ilvl w:val="1"/>
           <w:numId w:val="1"/>
         </w:numPr>
-        <w:pBdr>
-          <w:top w:val="nil"/>
-          <w:left w:val="nil"/>
-          <w:bottom w:val="nil"/>
-          <w:right w:val="nil"/>
-          <w:between w:val="nil"/>
-        </w:pBdr>
         <w:spacing w:after="80"/>
         <w:ind w:left="708"/>
       </w:pPr>
@@ -7188,13 +7164,6 @@
           <w:ilvl w:val="1"/>
           <w:numId w:val="1"/>
         </w:numPr>
-        <w:pBdr>
-          <w:top w:val="nil"/>
-          <w:left w:val="nil"/>
-          <w:bottom w:val="nil"/>
-          <w:right w:val="nil"/>
-          <w:between w:val="nil"/>
-        </w:pBdr>
         <w:spacing w:after="80"/>
         <w:ind w:left="708"/>
       </w:pPr>
@@ -7220,26 +7189,23 @@
     </w:p>
     <w:p>
       <w:r>
-        <w:t xml:space="preserve">En los LAC se establece la política de créditos académicos de la Universidad, siendo ésta el conjunto de lineamientos y procedimientos que rigen la asignación de créditos a los programas de formación en cuanto a mínimos y máximos, el porcentaje de créditos para cada una de las áreas de formación que debe incluir el programa; incluyendo a su vez </w:t>
-      </w:r>
-      <w:r>
+        <w:t xml:space="preserve">En los LAC se establece la política de créditos académicos de la Universidad, siendo ésta el conjunto de lineamientos y procedimientos que rigen la asignación de créditos a los programas de formación en cuanto a mínimos y máximos, el porcentaje de créditos para cada una de las áreas de formación que debe incluir el programa; incluyendo a su vez información sobre cómo se asignan los créditos a diferentes tipos de cursos definidos como teórico-prácticos y prácticos, el requisito de grado o las prácticas profesionales. </w:t>
+      </w:r>
+    </w:p>
+    <w:p>
+      <w:pPr>
+        <w:ind w:firstLine="0"/>
+        <w:rPr>
+          <w:b/>
+          <w:bCs/>
+        </w:rPr>
+      </w:pPr>
+      <w:r>
+        <w:rPr>
+          <w:b/>
+          <w:bCs/>
+        </w:rPr>
         <w:lastRenderedPageBreak/>
-        <w:t xml:space="preserve">información sobre cómo se asignan los créditos a diferentes tipos de cursos definidos como teórico-prácticos y prácticos, el requisito de grado o las prácticas profesionales. </w:t>
-      </w:r>
-    </w:p>
-    <w:p>
-      <w:pPr>
-        <w:ind w:firstLine="0"/>
-        <w:rPr>
-          <w:b/>
-          <w:bCs/>
-        </w:rPr>
-      </w:pPr>
-      <w:r>
-        <w:rPr>
-          <w:b/>
-          <w:bCs/>
-        </w:rPr>
         <w:t>Rutas educativas: Certificaciones Temáticas Tempranas</w:t>
       </w:r>
     </w:p>
@@ -7878,22 +7844,11 @@
       </w:r>
       <w:proofErr w:type="spellStart"/>
       <w:r>
-        <w:t>justificacion_programa</w:t>
+        <w:t>justificación_programa</w:t>
       </w:r>
       <w:proofErr w:type="spellEnd"/>
       <w:r>
         <w:t>}}</w:t>
-      </w:r>
-    </w:p>
-    <w:p>
-      <w:pPr>
-        <w:rPr>
-          <w:b/>
-          <w:bCs/>
-        </w:rPr>
-      </w:pPr>
-      <w:r>
-        <w:br w:type="page"/>
       </w:r>
     </w:p>
     <w:p>
@@ -7914,7 +7869,6 @@
       </w:pPr>
       <w:bookmarkStart w:id="14" w:name="_Toc222748868"/>
       <w:r>
-        <w:lastRenderedPageBreak/>
         <w:t>Estructura Curricular.</w:t>
       </w:r>
       <w:bookmarkEnd w:id="14"/>
@@ -8075,7 +8029,11 @@
         <w:footnoteReference w:id="6"/>
       </w:r>
       <w:r>
-        <w:t>” (Acuerdo 02 2020 CESU). Los RA del Programa se enfocan en habilidades y conocimientos específicos, y se utilizan para evaluar tanto el desempeño de los estudiantes como la efectividad del programa de estudios. Así las cosas, son de extrema importancia porque ayudan a los estudiantes a comprender claramente lo que se espera de ellos y a enfocarse en los objetivos de aprendizaje para su vida y desarrollo continuo (Aprender a Aprender).</w:t>
+        <w:t xml:space="preserve">” (Acuerdo 02 2020 CESU). Los RA del Programa se enfocan en habilidades y conocimientos específicos, y se utilizan para evaluar tanto el desempeño de los estudiantes como la efectividad del programa de estudios. Así las cosas, son de extrema importancia porque ayudan a los estudiantes a comprender claramente lo que se espera de </w:t>
+      </w:r>
+      <w:r>
+        <w:lastRenderedPageBreak/>
+        <w:t>ellos y a enfocarse en los objetivos de aprendizaje para su vida y desarrollo continuo (Aprender a Aprender).</w:t>
       </w:r>
     </w:p>
     <w:p>
@@ -8083,7 +8041,6 @@
         <w:ind w:firstLine="0"/>
       </w:pPr>
       <w:r>
-        <w:lastRenderedPageBreak/>
         <w:t>La</w:t>
       </w:r>
       <w:r>
@@ -8548,15 +8505,16 @@
       </w:r>
     </w:p>
     <w:p>
+      <w:pPr>
+        <w:ind w:firstLine="0"/>
+      </w:pPr>
+      <w:bookmarkStart w:id="29" w:name="_Toc222748879"/>
       <w:r>
         <w:t>{{</w:t>
       </w:r>
       <w:proofErr w:type="spellStart"/>
       <w:r>
-        <w:t>entornos_</w:t>
-      </w:r>
-      <w:r>
-        <w:t>academicos</w:t>
+        <w:t>entornos_academicos</w:t>
       </w:r>
       <w:proofErr w:type="spellEnd"/>
       <w:r>
@@ -8575,7 +8533,6 @@
         </w:pBdr>
         <w:ind w:left="0" w:firstLine="0"/>
       </w:pPr>
-      <w:bookmarkStart w:id="29" w:name="_Toc222748879"/>
       <w:r>
         <w:t>7.2. Talento Humano.</w:t>
       </w:r>

--- a/PlantillaPEP.docx
+++ b/PlantillaPEP.docx
@@ -1124,31 +1124,13 @@
                 <w:szCs w:val="20"/>
               </w:rPr>
             </w:pPr>
-            <w:proofErr w:type="spellStart"/>
             <w:r>
               <w:rPr>
                 <w:sz w:val="20"/>
                 <w:szCs w:val="20"/>
               </w:rPr>
-              <w:t>MSc</w:t>
-            </w:r>
-            <w:proofErr w:type="spellEnd"/>
-            <w:r>
-              <w:rPr>
-                <w:sz w:val="20"/>
-                <w:szCs w:val="20"/>
-              </w:rPr>
-              <w:t xml:space="preserve">. Gabriela Cadavid </w:t>
-            </w:r>
-            <w:proofErr w:type="spellStart"/>
-            <w:r>
-              <w:rPr>
-                <w:sz w:val="20"/>
-                <w:szCs w:val="20"/>
-              </w:rPr>
-              <w:t>Alzate</w:t>
-            </w:r>
-            <w:proofErr w:type="spellEnd"/>
+              <w:t>MSc. Gabriela Cadavid Alzate</w:t>
+            </w:r>
           </w:p>
           <w:p>
             <w:pPr>
@@ -1163,21 +1145,12 @@
                 <w:szCs w:val="20"/>
               </w:rPr>
             </w:pPr>
-            <w:proofErr w:type="spellStart"/>
             <w:r>
               <w:rPr>
                 <w:sz w:val="20"/>
                 <w:szCs w:val="20"/>
               </w:rPr>
-              <w:t>MSc</w:t>
-            </w:r>
-            <w:proofErr w:type="spellEnd"/>
-            <w:r>
-              <w:rPr>
-                <w:sz w:val="20"/>
-                <w:szCs w:val="20"/>
-              </w:rPr>
-              <w:t>. Karen Andrea David Graciano</w:t>
+              <w:t>MSc. Karen Andrea David Graciano</w:t>
             </w:r>
           </w:p>
           <w:p>
@@ -1198,33 +1171,8 @@
                 <w:sz w:val="20"/>
                 <w:szCs w:val="20"/>
               </w:rPr>
-              <w:t xml:space="preserve">Esp. Julieth Andrea </w:t>
-            </w:r>
-            <w:proofErr w:type="spellStart"/>
-            <w:r>
-              <w:rPr>
-                <w:sz w:val="20"/>
-                <w:szCs w:val="20"/>
-              </w:rPr>
-              <w:t>Gomez</w:t>
-            </w:r>
-            <w:proofErr w:type="spellEnd"/>
-            <w:r>
-              <w:rPr>
-                <w:sz w:val="20"/>
-                <w:szCs w:val="20"/>
-              </w:rPr>
-              <w:t xml:space="preserve"> </w:t>
-            </w:r>
-            <w:proofErr w:type="spellStart"/>
-            <w:r>
-              <w:rPr>
-                <w:sz w:val="20"/>
-                <w:szCs w:val="20"/>
-              </w:rPr>
-              <w:t>Hernandez</w:t>
-            </w:r>
-            <w:proofErr w:type="spellEnd"/>
+              <w:t>Esp. Julieth Andrea Gomez Hernandez</w:t>
+            </w:r>
           </w:p>
           <w:p>
             <w:pPr>
@@ -1260,21 +1208,12 @@
                 <w:szCs w:val="20"/>
               </w:rPr>
             </w:pPr>
-            <w:proofErr w:type="spellStart"/>
             <w:r>
               <w:rPr>
                 <w:sz w:val="20"/>
                 <w:szCs w:val="20"/>
               </w:rPr>
-              <w:t>MSc</w:t>
-            </w:r>
-            <w:proofErr w:type="spellEnd"/>
-            <w:r>
-              <w:rPr>
-                <w:sz w:val="20"/>
-                <w:szCs w:val="20"/>
-              </w:rPr>
-              <w:t>. Luisa Fernanda Restrepo Rodríguez</w:t>
+              <w:t>MSc. Luisa Fernanda Restrepo Rodríguez</w:t>
             </w:r>
           </w:p>
         </w:tc>
@@ -1390,21 +1329,12 @@
                 <w:szCs w:val="20"/>
               </w:rPr>
             </w:pPr>
-            <w:proofErr w:type="spellStart"/>
             <w:r>
               <w:rPr>
                 <w:sz w:val="20"/>
                 <w:szCs w:val="20"/>
               </w:rPr>
-              <w:t>MSc</w:t>
-            </w:r>
-            <w:proofErr w:type="spellEnd"/>
-            <w:r>
-              <w:rPr>
-                <w:sz w:val="20"/>
-                <w:szCs w:val="20"/>
-              </w:rPr>
-              <w:t>. Jorge Alejandro Matta Herrera</w:t>
+              <w:t>MSc. Jorge Alejandro Matta Herrera</w:t>
             </w:r>
           </w:p>
         </w:tc>
@@ -7016,15 +6946,7 @@
     </w:p>
     <w:p>
       <w:r>
-        <w:t>{{</w:t>
-      </w:r>
-      <w:proofErr w:type="spellStart"/>
-      <w:r>
-        <w:t>historia_programa</w:t>
-      </w:r>
-      <w:proofErr w:type="spellEnd"/>
-      <w:r>
-        <w:t>}}</w:t>
+        <w:t>{{historia_programa}}</w:t>
       </w:r>
     </w:p>
     <w:p>
@@ -7117,15 +7039,7 @@
     </w:p>
     <w:p>
       <w:r>
-        <w:t>{{</w:t>
-      </w:r>
-      <w:proofErr w:type="spellStart"/>
-      <w:r>
-        <w:t>oc</w:t>
-      </w:r>
-      <w:proofErr w:type="spellEnd"/>
-      <w:r>
-        <w:t>}}</w:t>
+        <w:t>{{oc}}</w:t>
       </w:r>
     </w:p>
     <w:p>
@@ -7146,15 +7060,7 @@
     </w:p>
     <w:p>
       <w:r>
-        <w:t>{{</w:t>
-      </w:r>
-      <w:proofErr w:type="spellStart"/>
-      <w:r>
-        <w:t>fundamentacion_epistemologica</w:t>
-      </w:r>
-      <w:proofErr w:type="spellEnd"/>
-      <w:r>
-        <w:t>}}</w:t>
+        <w:t>{{fundamentacion_epistemologica}}</w:t>
       </w:r>
     </w:p>
     <w:p>
@@ -7253,16 +7159,11 @@
         <w:spacing w:before="0" w:after="0"/>
       </w:pPr>
       <w:r>
-        <w:t>{{</w:t>
-      </w:r>
-      <w:proofErr w:type="spellStart"/>
-      <w:r>
-        <w:t>certificaciones</w:t>
+        <w:t>{{certificaciones</w:t>
       </w:r>
       <w:r>
         <w:t>_macro</w:t>
       </w:r>
-      <w:proofErr w:type="spellEnd"/>
       <w:r>
         <w:t>}}</w:t>
       </w:r>
@@ -7352,15 +7253,7 @@
         <w:spacing w:before="0" w:after="0"/>
       </w:pPr>
       <w:r>
-        <w:t>{{</w:t>
-      </w:r>
-      <w:proofErr w:type="spellStart"/>
-      <w:r>
-        <w:t>certificaciones_micro</w:t>
-      </w:r>
-      <w:proofErr w:type="spellEnd"/>
-      <w:r>
-        <w:t>}}</w:t>
+        <w:t>{{certificaciones_micro}}</w:t>
       </w:r>
     </w:p>
     <w:p>
@@ -7519,15 +7412,7 @@
     </w:p>
     <w:p>
       <w:r>
-        <w:t>{{</w:t>
-      </w:r>
-      <w:proofErr w:type="spellStart"/>
-      <w:r>
-        <w:t>fundamentación_especifica_programa</w:t>
-      </w:r>
-      <w:proofErr w:type="spellEnd"/>
-      <w:r>
-        <w:t>}}</w:t>
+        <w:t>{{fundamentación_especifica_programa}}</w:t>
       </w:r>
     </w:p>
     <w:p>
@@ -7635,15 +7520,7 @@
         <w:ind w:firstLine="0"/>
       </w:pPr>
       <w:r>
-        <w:t>{{</w:t>
-      </w:r>
-      <w:proofErr w:type="spellStart"/>
-      <w:r>
-        <w:t>area_human</w:t>
-      </w:r>
-      <w:proofErr w:type="spellEnd"/>
-      <w:r>
-        <w:t>}}</w:t>
+        <w:t>{{area_human}}</w:t>
       </w:r>
     </w:p>
     <w:p>
@@ -7652,15 +7529,7 @@
         <w:ind w:firstLine="0"/>
       </w:pPr>
       <w:r>
-        <w:t>{{</w:t>
-      </w:r>
-      <w:proofErr w:type="spellStart"/>
-      <w:r>
-        <w:t>area_basica</w:t>
-      </w:r>
-      <w:proofErr w:type="spellEnd"/>
-      <w:r>
-        <w:t>}}</w:t>
+        <w:t>{{area_basica}}</w:t>
       </w:r>
     </w:p>
     <w:p>
@@ -7669,15 +7538,7 @@
         <w:ind w:firstLine="0"/>
       </w:pPr>
       <w:r>
-        <w:t>{{</w:t>
-      </w:r>
-      <w:proofErr w:type="spellStart"/>
-      <w:r>
-        <w:t>area_bp</w:t>
-      </w:r>
-      <w:proofErr w:type="spellEnd"/>
-      <w:r>
-        <w:t>}}</w:t>
+        <w:t>{{area_bp}}</w:t>
       </w:r>
     </w:p>
     <w:p>
@@ -7686,15 +7547,7 @@
         <w:ind w:firstLine="0"/>
       </w:pPr>
       <w:r>
-        <w:t>{{</w:t>
-      </w:r>
-      <w:proofErr w:type="spellStart"/>
-      <w:r>
-        <w:t>area_esp</w:t>
-      </w:r>
-      <w:proofErr w:type="spellEnd"/>
-      <w:r>
-        <w:t>}}</w:t>
+        <w:t>{{area_esp}}</w:t>
       </w:r>
     </w:p>
     <w:p>
@@ -7703,15 +7556,7 @@
         <w:ind w:firstLine="0"/>
       </w:pPr>
       <w:r>
-        <w:t>{{</w:t>
-      </w:r>
-      <w:proofErr w:type="spellStart"/>
-      <w:r>
-        <w:t>area_elec</w:t>
-      </w:r>
-      <w:proofErr w:type="spellEnd"/>
-      <w:r>
-        <w:t>}}</w:t>
+        <w:t>{{area_elec}}</w:t>
       </w:r>
     </w:p>
     <w:p>
@@ -7720,15 +7565,7 @@
         <w:ind w:firstLine="0"/>
       </w:pPr>
       <w:r>
-        <w:t>{{</w:t>
-      </w:r>
-      <w:proofErr w:type="spellStart"/>
-      <w:r>
-        <w:t>area_prof</w:t>
-      </w:r>
-      <w:proofErr w:type="spellEnd"/>
-      <w:r>
-        <w:t>}}</w:t>
+        <w:t>{{area_prof}}</w:t>
       </w:r>
     </w:p>
     <w:p>
@@ -7745,14 +7582,12 @@
       <w:r>
         <w:t xml:space="preserve">Plan de estudios del Programa. Versión </w:t>
       </w:r>
-      <w:proofErr w:type="spellStart"/>
       <w:r>
         <w:rPr>
           <w:highlight w:val="yellow"/>
         </w:rPr>
         <w:t>xx</w:t>
       </w:r>
-      <w:proofErr w:type="spellEnd"/>
       <w:r>
         <w:t>.</w:t>
       </w:r>
@@ -7792,15 +7627,7 @@
     </w:p>
     <w:p>
       <w:r>
-        <w:t>{{</w:t>
-      </w:r>
-      <w:proofErr w:type="spellStart"/>
-      <w:r>
-        <w:t>itinerario_formativo</w:t>
-      </w:r>
-      <w:proofErr w:type="spellEnd"/>
-      <w:r>
-        <w:t>}}</w:t>
+        <w:t>{{itinerario_formativo}}</w:t>
       </w:r>
     </w:p>
     <w:p>
@@ -7840,15 +7667,13 @@
     </w:p>
     <w:p>
       <w:r>
-        <w:t>{{</w:t>
-      </w:r>
-      <w:proofErr w:type="spellStart"/>
-      <w:r>
-        <w:t>justificación_programa</w:t>
-      </w:r>
-      <w:proofErr w:type="spellEnd"/>
-      <w:r>
-        <w:t>}}</w:t>
+        <w:t>{{justificaci</w:t>
+      </w:r>
+      <w:r>
+        <w:t>o</w:t>
+      </w:r>
+      <w:r>
+        <w:t>n_programa}}</w:t>
       </w:r>
     </w:p>
     <w:p>
@@ -7953,15 +7778,7 @@
         <w:spacing w:before="0" w:after="0"/>
       </w:pPr>
       <w:r>
-        <w:t>{{</w:t>
-      </w:r>
-      <w:proofErr w:type="spellStart"/>
-      <w:r>
-        <w:t>pertinencia_social</w:t>
-      </w:r>
-      <w:proofErr w:type="spellEnd"/>
-      <w:r>
-        <w:t>}}</w:t>
+        <w:t>{{pertinencia_social}}</w:t>
       </w:r>
       <w:bookmarkStart w:id="16" w:name="_ag83uakn7uk" w:colFirst="0" w:colLast="0"/>
       <w:bookmarkStart w:id="17" w:name="_t1c5i3t6y6e6" w:colFirst="0" w:colLast="0"/>
@@ -8097,15 +7914,7 @@
         <w:spacing w:before="0" w:after="0"/>
       </w:pPr>
       <w:r>
-        <w:t>{{</w:t>
-      </w:r>
-      <w:proofErr w:type="spellStart"/>
-      <w:r>
-        <w:t>pertinencia_academica</w:t>
-      </w:r>
-      <w:proofErr w:type="spellEnd"/>
-      <w:r>
-        <w:t>}}</w:t>
+        <w:t>{{pertinencia_academica}}</w:t>
       </w:r>
     </w:p>
     <w:p>
@@ -8191,15 +8000,7 @@
         <w:spacing w:before="0" w:after="0"/>
       </w:pPr>
       <w:r>
-        <w:t>{{</w:t>
-      </w:r>
-      <w:proofErr w:type="spellStart"/>
-      <w:r>
-        <w:t>plan_estudios</w:t>
-      </w:r>
-      <w:proofErr w:type="spellEnd"/>
-      <w:r>
-        <w:t>}}</w:t>
+        <w:t>{{plan_estudios}}</w:t>
       </w:r>
     </w:p>
     <w:p>
@@ -8292,15 +8093,7 @@
     </w:p>
     <w:p>
       <w:r>
-        <w:t>{{</w:t>
-      </w:r>
-      <w:proofErr w:type="spellStart"/>
-      <w:r>
-        <w:t>perfil_profesional_experiencia</w:t>
-      </w:r>
-      <w:proofErr w:type="spellEnd"/>
-      <w:r>
-        <w:t>}}</w:t>
+        <w:t>{{perfil_profesional_experiencia}}</w:t>
       </w:r>
     </w:p>
     <w:p>
@@ -8321,15 +8114,7 @@
     </w:p>
     <w:p>
       <w:r>
-        <w:t>{{</w:t>
-      </w:r>
-      <w:proofErr w:type="spellStart"/>
-      <w:r>
-        <w:t>perfil_profesional_egresado</w:t>
-      </w:r>
-      <w:proofErr w:type="spellEnd"/>
-      <w:r>
-        <w:t>}}</w:t>
+        <w:t>{{perfil_profesional_egresado}}</w:t>
       </w:r>
     </w:p>
     <w:p>
@@ -8350,15 +8135,7 @@
     </w:p>
     <w:p>
       <w:r>
-        <w:t>{{</w:t>
-      </w:r>
-      <w:proofErr w:type="spellStart"/>
-      <w:r>
-        <w:t>perfil_ocupacional</w:t>
-      </w:r>
-      <w:proofErr w:type="spellEnd"/>
-      <w:r>
-        <w:t>}}</w:t>
+        <w:t>{{perfil_ocupacional}}</w:t>
       </w:r>
     </w:p>
     <w:p>
@@ -8510,15 +8287,7 @@
       </w:pPr>
       <w:bookmarkStart w:id="29" w:name="_Toc222748879"/>
       <w:r>
-        <w:t>{{</w:t>
-      </w:r>
-      <w:proofErr w:type="spellStart"/>
-      <w:r>
-        <w:t>entornos_academicos</w:t>
-      </w:r>
-      <w:proofErr w:type="spellEnd"/>
-      <w:r>
-        <w:t>}}</w:t>
+        <w:t>{{entornos_academicos}}</w:t>
       </w:r>
     </w:p>
     <w:p>
@@ -8551,15 +8320,7 @@
     </w:p>
     <w:p>
       <w:r>
-        <w:t>{{</w:t>
-      </w:r>
-      <w:proofErr w:type="spellStart"/>
-      <w:r>
-        <w:t>perfil_equipo_docente</w:t>
-      </w:r>
-      <w:proofErr w:type="spellEnd"/>
-      <w:r>
-        <w:t>}}</w:t>
+        <w:t>{{perfil_equipo_docente}}</w:t>
       </w:r>
       <w:bookmarkStart w:id="30" w:name="_lcdse3xobebx" w:colFirst="0" w:colLast="0"/>
       <w:bookmarkEnd w:id="30"/>
@@ -8621,15 +8382,7 @@
     </w:p>
     <w:p>
       <w:r>
-        <w:t>{{</w:t>
-      </w:r>
-      <w:proofErr w:type="spellStart"/>
-      <w:r>
-        <w:t>descripcion_investigacion</w:t>
-      </w:r>
-      <w:proofErr w:type="spellEnd"/>
-      <w:r>
-        <w:t>}}</w:t>
+        <w:t>{{descripcion_investigacion}}</w:t>
       </w:r>
       <w:bookmarkStart w:id="32" w:name="_h6jm46qekbjy" w:colFirst="0" w:colLast="0"/>
       <w:bookmarkEnd w:id="32"/>
@@ -8696,15 +8449,7 @@
     </w:p>
     <w:p>
       <w:r>
-        <w:t>{{</w:t>
-      </w:r>
-      <w:proofErr w:type="spellStart"/>
-      <w:r>
-        <w:t>estrategias_internacionalizacion</w:t>
-      </w:r>
-      <w:proofErr w:type="spellEnd"/>
-      <w:r>
-        <w:t>}}</w:t>
+        <w:t>{{estrategias_internacionalizacion}}</w:t>
       </w:r>
       <w:bookmarkStart w:id="35" w:name="_ansmmnp7kteh" w:colFirst="0" w:colLast="0"/>
       <w:bookmarkEnd w:id="35"/>
@@ -8772,15 +8517,7 @@
     </w:p>
     <w:p>
       <w:r>
-        <w:t>{{</w:t>
-      </w:r>
-      <w:proofErr w:type="spellStart"/>
-      <w:r>
-        <w:t>estrategias_bienestar</w:t>
-      </w:r>
-      <w:proofErr w:type="spellEnd"/>
-      <w:r>
-        <w:t>}}</w:t>
+        <w:t>{{estrategias_bienestar}}</w:t>
       </w:r>
       <w:bookmarkStart w:id="37" w:name="_6g5g5vx9kkjl" w:colFirst="0" w:colLast="0"/>
       <w:bookmarkEnd w:id="37"/>
@@ -8857,15 +8594,7 @@
     </w:p>
     <w:p>
       <w:r>
-        <w:t>{{</w:t>
-      </w:r>
-      <w:proofErr w:type="spellStart"/>
-      <w:r>
-        <w:t>estruc_admin</w:t>
-      </w:r>
-      <w:proofErr w:type="spellEnd"/>
-      <w:r>
-        <w:t>}}</w:t>
+        <w:t>{{estruc_admin}}</w:t>
       </w:r>
     </w:p>
     <w:p>
@@ -8938,15 +8667,7 @@
     </w:p>
     <w:p>
       <w:r>
-        <w:t>{{</w:t>
-      </w:r>
-      <w:proofErr w:type="spellStart"/>
-      <w:r>
-        <w:t>descripcion_comite_curricular</w:t>
-      </w:r>
-      <w:proofErr w:type="spellEnd"/>
-      <w:r>
-        <w:t>}}</w:t>
+        <w:t>{{descripcion_comite_curricular}}</w:t>
       </w:r>
     </w:p>
     <w:p>
@@ -8967,15 +8688,7 @@
     <w:p>
       <w:r>
         <w:lastRenderedPageBreak/>
-        <w:t>{{</w:t>
-      </w:r>
-      <w:proofErr w:type="spellStart"/>
-      <w:r>
-        <w:t>descripcion_concejo_facultad</w:t>
-      </w:r>
-      <w:proofErr w:type="spellEnd"/>
-      <w:r>
-        <w:t>}}</w:t>
+        <w:t>{{descripcion_concejo_facultad}}</w:t>
       </w:r>
     </w:p>
     <w:p>
@@ -9026,15 +8739,7 @@
     </w:p>
     <w:p>
       <w:r>
-        <w:t>{{</w:t>
-      </w:r>
-      <w:proofErr w:type="spellStart"/>
-      <w:r>
-        <w:t>asegu_calidad</w:t>
-      </w:r>
-      <w:proofErr w:type="spellEnd"/>
-      <w:r>
-        <w:t>}}</w:t>
+        <w:t>{{asegu_calidad}}</w:t>
       </w:r>
     </w:p>
     <w:p>
